--- a/docs/launch-kit/clinic-outreach-email.docx
+++ b/docs/launch-kit/clinic-outreach-email.docx
@@ -392,7 +392,22 @@
         <w:t xml:space="preserve"> </w:t>
       </w:r>
       <w:r>
-        <w:t xml:space="preserve">POCClinic2026!</w:t>
+        <w:t xml:space="preserve">the password in</w:t>
+      </w:r>
+      <w:r>
+        <w:t xml:space="preserve"> </w:t>
+      </w:r>
+      <w:r>
+        <w:rPr>
+          <w:rStyle w:val="VerbatimChar"/>
+        </w:rPr>
+        <w:t xml:space="preserve">POC_CLINIC_ADMIN_PASSWORD</w:t>
+      </w:r>
+      <w:r>
+        <w:t xml:space="preserve"> </w:t>
+      </w:r>
+      <w:r>
+        <w:t xml:space="preserve">(set in your local env)</w:t>
       </w:r>
     </w:p>
     <w:p>
